--- a/exercises/Bài tập tổng hợp 10-13/Đề 2_2.docx
+++ b/exercises/Bài tập tổng hợp 10-13/Đề 2_2.docx
@@ -530,7 +530,13 @@
         <w:t>The teacher ___</w:t>
       </w:r>
       <w:r>
-        <w:t>explanins</w:t>
+        <w:t xml:space="preserve"> is </w:t>
+      </w:r>
+      <w:r>
+        <w:t>explani</w:t>
+      </w:r>
+      <w:r>
+        <w:t>ng</w:t>
       </w:r>
       <w:r>
         <w:t>_______ (explain) the lesson.</w:t>
@@ -1020,7 +1026,13 @@
         <w:t>→ _____</w:t>
       </w:r>
       <w:r>
-        <w:t>The boys are swimming.</w:t>
+        <w:t>The boys are</w:t>
+      </w:r>
+      <w:r>
+        <w:t>n’t</w:t>
+      </w:r>
+      <w:r>
+        <w:t xml:space="preserve"> swimming.</w:t>
       </w:r>
       <w:r>
         <w:t>_________________________</w:t>
@@ -1266,7 +1278,10 @@
         <w:t>→ ____</w:t>
       </w:r>
       <w:r>
-        <w:t>Is she waiting for her friend?</w:t>
+        <w:t>Is she waiting for her friend</w:t>
+      </w:r>
+      <w:r>
+        <w:t>?</w:t>
       </w:r>
       <w:r>
         <w:t>__________________________</w:t>
@@ -1288,7 +1303,10 @@
         <w:t>→ ____</w:t>
       </w:r>
       <w:r>
-        <w:t>Does your father drink coffee.</w:t>
+        <w:t>Does your father drink coffee</w:t>
+      </w:r>
+      <w:r>
+        <w:t>?</w:t>
       </w:r>
       <w:r>
         <w:t>__________________________</w:t>
@@ -1559,7 +1577,13 @@
         <w:t>→ _____</w:t>
       </w:r>
       <w:r>
-        <w:t>She doesn’t like cat.</w:t>
+        <w:t>She doesn’t like cat</w:t>
+      </w:r>
+      <w:r>
+        <w:t>s</w:t>
+      </w:r>
+      <w:r>
+        <w:t>.</w:t>
       </w:r>
       <w:r>
         <w:t>_________________</w:t>
@@ -2205,7 +2229,13 @@
     </w:p>
     <w:p>
       <w:r>
-        <w:t>They play football every Sunday.</w:t>
+        <w:t>They play football every Sunday</w:t>
+      </w:r>
+      <w:r>
+        <w:t>s</w:t>
+      </w:r>
+      <w:r>
+        <w:t>.</w:t>
       </w:r>
     </w:p>
     <w:p>
@@ -2221,7 +2251,10 @@
     </w:p>
     <w:p>
       <w:r>
-        <w:t>they are playing football at the moment.</w:t>
+        <w:t>T</w:t>
+      </w:r>
+      <w:r>
+        <w:t>hey are playing football at the moment.</w:t>
       </w:r>
     </w:p>
     <w:p>
@@ -2395,7 +2428,7 @@
     <w:p>
       <w:r>
         <w:pict w14:anchorId="0A9B0C2B">
-          <v:rect id="_x0000_i1036" style="width:0;height:1.5pt" o:hralign="center" o:hrstd="t" o:hr="t" fillcolor="#a0a0a0" stroked="f"/>
+          <v:rect id="_x0000_i1033" style="width:0;height:1.5pt" o:hralign="center" o:hrstd="t" o:hr="t" fillcolor="#a0a0a0" stroked="f"/>
         </w:pict>
       </w:r>
     </w:p>
@@ -2528,7 +2561,7 @@
     <w:p>
       <w:r>
         <w:pict w14:anchorId="792E80A5">
-          <v:rect id="_x0000_i1037" style="width:0;height:1.5pt" o:hralign="center" o:hrstd="t" o:hr="t" fillcolor="#a0a0a0" stroked="f"/>
+          <v:rect id="_x0000_i1034" style="width:0;height:1.5pt" o:hralign="center" o:hrstd="t" o:hr="t" fillcolor="#a0a0a0" stroked="f"/>
         </w:pict>
       </w:r>
     </w:p>
@@ -2660,7 +2693,7 @@
     <w:p>
       <w:r>
         <w:pict w14:anchorId="080A2E89">
-          <v:rect id="_x0000_i1038" style="width:0;height:1.5pt" o:hralign="center" o:hrstd="t" o:hr="t" fillcolor="#a0a0a0" stroked="f"/>
+          <v:rect id="_x0000_i1035" style="width:0;height:1.5pt" o:hralign="center" o:hrstd="t" o:hr="t" fillcolor="#a0a0a0" stroked="f"/>
         </w:pict>
       </w:r>
     </w:p>
@@ -2793,7 +2826,7 @@
     <w:p>
       <w:r>
         <w:pict w14:anchorId="09A7E32A">
-          <v:rect id="_x0000_i1039" style="width:0;height:1.5pt" o:hralign="center" o:hrstd="t" o:hr="t" fillcolor="#a0a0a0" stroked="f"/>
+          <v:rect id="_x0000_i1036" style="width:0;height:1.5pt" o:hralign="center" o:hrstd="t" o:hr="t" fillcolor="#a0a0a0" stroked="f"/>
         </w:pict>
       </w:r>
     </w:p>
@@ -2925,7 +2958,7 @@
     <w:p>
       <w:r>
         <w:pict w14:anchorId="08C267E0">
-          <v:rect id="_x0000_i1040" style="width:0;height:1.5pt" o:hralign="center" o:hrstd="t" o:hr="t" fillcolor="#a0a0a0" stroked="f"/>
+          <v:rect id="_x0000_i1037" style="width:0;height:1.5pt" o:hralign="center" o:hrstd="t" o:hr="t" fillcolor="#a0a0a0" stroked="f"/>
         </w:pict>
       </w:r>
     </w:p>
@@ -3058,7 +3091,7 @@
     <w:p>
       <w:r>
         <w:pict w14:anchorId="2517B6E5">
-          <v:rect id="_x0000_i1041" style="width:0;height:1.5pt" o:hralign="center" o:hrstd="t" o:hr="t" fillcolor="#a0a0a0" stroked="f"/>
+          <v:rect id="_x0000_i1038" style="width:0;height:1.5pt" o:hralign="center" o:hrstd="t" o:hr="t" fillcolor="#a0a0a0" stroked="f"/>
         </w:pict>
       </w:r>
     </w:p>
@@ -3190,7 +3223,7 @@
     <w:p>
       <w:r>
         <w:pict w14:anchorId="19D043B7">
-          <v:rect id="_x0000_i1042" style="width:0;height:1.5pt" o:hralign="center" o:hrstd="t" o:hr="t" fillcolor="#a0a0a0" stroked="f"/>
+          <v:rect id="_x0000_i1039" style="width:0;height:1.5pt" o:hralign="center" o:hrstd="t" o:hr="t" fillcolor="#a0a0a0" stroked="f"/>
         </w:pict>
       </w:r>
     </w:p>
@@ -3323,7 +3356,7 @@
       <w:r>
         <w:lastRenderedPageBreak/>
         <w:pict w14:anchorId="65C272C2">
-          <v:rect id="_x0000_i1043" style="width:0;height:1.5pt" o:hralign="center" o:hrstd="t" o:hr="t" fillcolor="#a0a0a0" stroked="f"/>
+          <v:rect id="_x0000_i1040" style="width:0;height:1.5pt" o:hralign="center" o:hrstd="t" o:hr="t" fillcolor="#a0a0a0" stroked="f"/>
         </w:pict>
       </w:r>
     </w:p>
@@ -3463,7 +3496,7 @@
     <w:p>
       <w:r>
         <w:pict w14:anchorId="6FB96DEA">
-          <v:rect id="_x0000_i1044" style="width:0;height:1.5pt" o:hralign="center" o:hrstd="t" o:hr="t" fillcolor="#a0a0a0" stroked="f"/>
+          <v:rect id="_x0000_i1041" style="width:0;height:1.5pt" o:hralign="center" o:hrstd="t" o:hr="t" fillcolor="#a0a0a0" stroked="f"/>
         </w:pict>
       </w:r>
     </w:p>
@@ -10591,6 +10624,7 @@
   <w:style w:type="character" w:default="1" w:styleId="DefaultParagraphFont">
     <w:name w:val="Default Paragraph Font"/>
     <w:uiPriority w:val="1"/>
+    <w:semiHidden/>
     <w:unhideWhenUsed/>
   </w:style>
   <w:style w:type="table" w:default="1" w:styleId="TableNormal">
